--- a/tillsyn/A 1377-2025 tillsynsbegäran.docx
+++ b/tillsyn/A 1377-2025 tillsynsbegäran.docx
@@ -407,7 +407,7 @@
     <w:r>
       <w:tab/>
       <w:tab/>
-      <w:t>2025-01-11</w:t>
+      <w:t>2025-01-12</w:t>
       <w:br/>
       <w:br/>
     </w:r>

--- a/tillsyn/A 1377-2025 tillsynsbegäran.docx
+++ b/tillsyn/A 1377-2025 tillsynsbegäran.docx
@@ -407,7 +407,7 @@
     <w:r>
       <w:tab/>
       <w:tab/>
-      <w:t>2025-01-12</w:t>
+      <w:t>2025-01-13</w:t>
       <w:br/>
       <w:br/>
     </w:r>

--- a/tillsyn/A 1377-2025 tillsynsbegäran.docx
+++ b/tillsyn/A 1377-2025 tillsynsbegäran.docx
@@ -407,7 +407,7 @@
     <w:r>
       <w:tab/>
       <w:tab/>
-      <w:t>2025-01-13</w:t>
+      <w:t>2025-01-14</w:t>
       <w:br/>
       <w:br/>
     </w:r>

--- a/tillsyn/A 1377-2025 tillsynsbegäran.docx
+++ b/tillsyn/A 1377-2025 tillsynsbegäran.docx
@@ -407,7 +407,7 @@
     <w:r>
       <w:tab/>
       <w:tab/>
-      <w:t>2025-01-14</w:t>
+      <w:t>2025-01-15</w:t>
       <w:br/>
       <w:br/>
     </w:r>

--- a/tillsyn/A 1377-2025 tillsynsbegäran.docx
+++ b/tillsyn/A 1377-2025 tillsynsbegäran.docx
@@ -134,7 +134,7 @@
     </w:p>
     <w:p>
       <w:r>
-        <w:t>Knärot är fridlyst enligt 8 och 15 §§ artskyddsförordningen och klassad som sårbar (VU) enligt rödlistan 2020. Knärot är beroende av hög och jämn luftfuktighet i gamla, ostörda skogsmiljöer och är känslig för snabba förändringar av ljus-/vindförhållanden eller uttorkning. På grund av ett alltför intensivt skogsbruk har den minskat med 40 (25–50) % under de senaste 60 åren och i framtiden bedöms minskningstakten uppgå till 30 (20–40) %. Till följd av att arten har en dokumenterat högre minskningstakt iförhållande till sin generationstid än vad som tidigare varit känt (data från Riksskogstaxeringen) höjdes den till hotkategori sårbar (VU) i rödlistan 2020 (SLU Artdatabanken, 2021).</w:t>
+        <w:t>Knärot är fridlyst enligt 8 och 15 §§ artskyddsförordningen och klassad som sårbar (VU) enligt rödlistan 2020. Knärot är beroende av hög och jämn luftfuktighet i gamla, ostörda skogsmiljöer och är känslig för snabba förändringar av ljus-/vindförhållanden eller uttorkning. På grund av ett alltför intensivt skogsbruk har den minskat med 40 (25–50) % under de senaste 60 åren och i framtiden bedöms minskningstakten uppgå till 30 (20–40) %. Till följd av att arten har en dokumenterat högre minskningstakt i förhållande till sin generationstid än vad som tidigare varit känt (data från Riksskogstaxeringen) höjdes den till hotkategori sårbar (VU) i rödlistan 2020 (SLU Artdatabanken, 2021).</w:t>
       </w:r>
     </w:p>
     <w:p>
@@ -407,7 +407,7 @@
     <w:r>
       <w:tab/>
       <w:tab/>
-      <w:t>2025-01-15</w:t>
+      <w:t>2025-01-16</w:t>
       <w:br/>
       <w:br/>
     </w:r>

--- a/tillsyn/A 1377-2025 tillsynsbegäran.docx
+++ b/tillsyn/A 1377-2025 tillsynsbegäran.docx
@@ -407,7 +407,7 @@
     <w:r>
       <w:tab/>
       <w:tab/>
-      <w:t>2025-01-16</w:t>
+      <w:t>2025-01-17</w:t>
       <w:br/>
       <w:br/>
     </w:r>

--- a/tillsyn/A 1377-2025 tillsynsbegäran.docx
+++ b/tillsyn/A 1377-2025 tillsynsbegäran.docx
@@ -407,7 +407,7 @@
     <w:r>
       <w:tab/>
       <w:tab/>
-      <w:t>2025-01-17</w:t>
+      <w:t>2025-01-18</w:t>
       <w:br/>
       <w:br/>
     </w:r>

--- a/tillsyn/A 1377-2025 tillsynsbegäran.docx
+++ b/tillsyn/A 1377-2025 tillsynsbegäran.docx
@@ -407,7 +407,7 @@
     <w:r>
       <w:tab/>
       <w:tab/>
-      <w:t>2025-01-18</w:t>
+      <w:t>2025-01-19</w:t>
       <w:br/>
       <w:br/>
     </w:r>

--- a/tillsyn/A 1377-2025 tillsynsbegäran.docx
+++ b/tillsyn/A 1377-2025 tillsynsbegäran.docx
@@ -407,7 +407,7 @@
     <w:r>
       <w:tab/>
       <w:tab/>
-      <w:t>2025-01-30</w:t>
+      <w:t>2025-01-31</w:t>
       <w:br/>
       <w:br/>
     </w:r>

--- a/tillsyn/A 1377-2025 tillsynsbegäran.docx
+++ b/tillsyn/A 1377-2025 tillsynsbegäran.docx
@@ -22,7 +22,72 @@
     </w:p>
     <w:p>
       <w:r>
-        <w:t>Nedan beskrivs fynd av fridlysta arter som gjorts i det avverkningsanmälda området. I BILAGA 1 finns artfakta om fridlysta arter.</w:t>
+        <w:t>Nedan beskrivs fynd av naturvårdsarter och fridlysta arter som gjorts i det avverkningsanmälda området. I BILAGA 1 finns artfakta om fridlysta arter.</w:t>
+      </w:r>
+    </w:p>
+    <w:p>
+      <w:pPr>
+        <w:pStyle w:val="Heading1"/>
+      </w:pPr>
+      <w:r>
+        <w:t>Naturvårdsarter</w:t>
+      </w:r>
+    </w:p>
+    <w:p>
+      <w:r>
+        <w:t>I avverkningsanmälan har följande 2 naturvårdsarter hittats: motaggsvamp (NT) och blåmossa (S). Av dessa är 1 rödlistade. För rödlistade arter har rödlistekategorin angivits inom parentes. Arter som är signalarter enligt Skogsstyrelsen har markerats med (S).</w:t>
+      </w:r>
+    </w:p>
+    <w:p>
+      <w:r>
+        <w:t>De påträffade naturvårdsarterna är ett tydligt kvitto på att detta rör sig om en skog med höga naturvärden. I Figur 1 visas en karta över det avverkningsanmälda området, där samtliga fyndplatser för naturvårdsarter som finns registrerade på Artportalen har markerats.</w:t>
+      </w:r>
+    </w:p>
+    <w:p>
+      <w:pPr>
+        <w:pStyle w:val="Caption"/>
+      </w:pPr>
+      <w:r>
+        <w:drawing>
+          <wp:inline xmlns:a="http://schemas.openxmlformats.org/drawingml/2006/main" xmlns:pic="http://schemas.openxmlformats.org/drawingml/2006/picture">
+            <wp:extent cx="5486400" cy="4751614"/>
+            <wp:docPr id="1" name="Picture 1"/>
+            <wp:cNvGraphicFramePr>
+              <a:graphicFrameLocks noChangeAspect="1"/>
+            </wp:cNvGraphicFramePr>
+            <a:graphic>
+              <a:graphicData uri="http://schemas.openxmlformats.org/drawingml/2006/picture">
+                <pic:pic>
+                  <pic:nvPicPr>
+                    <pic:cNvPr id="0" name="A 1377-2025 karta.png"/>
+                    <pic:cNvPicPr/>
+                  </pic:nvPicPr>
+                  <pic:blipFill>
+                    <a:blip r:embed="rId16"/>
+                    <a:stretch>
+                      <a:fillRect/>
+                    </a:stretch>
+                  </pic:blipFill>
+                  <pic:spPr>
+                    <a:xfrm>
+                      <a:off x="0" y="0"/>
+                      <a:ext cx="5486400" cy="4751614"/>
+                    </a:xfrm>
+                    <a:prstGeom prst="rect"/>
+                  </pic:spPr>
+                </pic:pic>
+              </a:graphicData>
+            </a:graphic>
+          </wp:inline>
+        </w:drawing>
+      </w:r>
+    </w:p>
+    <w:p>
+      <w:pPr>
+        <w:pStyle w:val="Caption"/>
+      </w:pPr>
+      <w:r>
+        <w:t>Figur 1. Fyndplatser för naturvårdsarter i det avverkningsanmälda området (röd linje). Markörer utan svart kant är placerade på fyndplatsen. Markörer med svart kant är placerade vid sidan av fyndplatsen och har ett svart streck som visar fyndplatsens exakta position. Kartans mittpunktskoordinat är N 6538280, E 584359 i SWEREF 99 TM.</w:t>
       </w:r>
     </w:p>
     <w:p>
@@ -51,7 +116,7 @@
     </w:p>
     <w:p>
       <w:r>
-        <w:t>I det avverkningsanmälda området finns 0 fyndplatser för knärot registrerade på Artportalen. Figur 2 visar gränserna för buffertzoner på 50 m, som behöver lämnas kring fyndplatserna för att knärotslokalerna inte ska försvinna vid en avverkning. Av det avverkningsanmälda området överlappar 0.45 ha med buffertzonerna och får av detta skäl inte avverkas.</w:t>
+        <w:t>I det avverkningsanmälda området finns 0 fyndplatser för knärot registrerade på Artportalen. Figur 2 visar gränserna för buffertzoner på 50 m, som behöver lämnas kring fyndplatserna för att knärotslokalerna inte ska försvinna vid en avverkning. Av det avverkningsanmälda området överlappar 0.51 ha med buffertzonerna och får av detta skäl inte avverkas.</w:t>
       </w:r>
     </w:p>
     <w:p>
@@ -62,7 +127,7 @@
         <w:drawing>
           <wp:inline xmlns:a="http://schemas.openxmlformats.org/drawingml/2006/main" xmlns:pic="http://schemas.openxmlformats.org/drawingml/2006/picture">
             <wp:extent cx="5486400" cy="5683484"/>
-            <wp:docPr id="1" name="Picture 1"/>
+            <wp:docPr id="2" name="Picture 2"/>
             <wp:cNvGraphicFramePr>
               <a:graphicFrameLocks noChangeAspect="1"/>
             </wp:cNvGraphicFramePr>
@@ -74,7 +139,7 @@
                     <pic:cNvPicPr/>
                   </pic:nvPicPr>
                   <pic:blipFill>
-                    <a:blip r:embed="rId16"/>
+                    <a:blip r:embed="rId17"/>
                     <a:stretch>
                       <a:fillRect/>
                     </a:stretch>
@@ -407,7 +472,7 @@
     <w:r>
       <w:tab/>
       <w:tab/>
-      <w:t>2025-01-31</w:t>
+      <w:t>2025-02-02</w:t>
       <w:br/>
       <w:br/>
     </w:r>

--- a/tillsyn/A 1377-2025 tillsynsbegäran.docx
+++ b/tillsyn/A 1377-2025 tillsynsbegäran.docx
@@ -472,7 +472,7 @@
     <w:r>
       <w:tab/>
       <w:tab/>
-      <w:t>2025-02-02</w:t>
+      <w:t>2025-02-03</w:t>
       <w:br/>
       <w:br/>
     </w:r>

--- a/tillsyn/A 1377-2025 tillsynsbegäran.docx
+++ b/tillsyn/A 1377-2025 tillsynsbegäran.docx
@@ -472,7 +472,7 @@
     <w:r>
       <w:tab/>
       <w:tab/>
-      <w:t>2025-02-03</w:t>
+      <w:t>2025-02-04</w:t>
       <w:br/>
       <w:br/>
     </w:r>

--- a/tillsyn/A 1377-2025 tillsynsbegäran.docx
+++ b/tillsyn/A 1377-2025 tillsynsbegäran.docx
@@ -472,7 +472,7 @@
     <w:r>
       <w:tab/>
       <w:tab/>
-      <w:t>2025-02-04</w:t>
+      <w:t>2025-02-05</w:t>
       <w:br/>
       <w:br/>
     </w:r>

--- a/tillsyn/A 1377-2025 tillsynsbegäran.docx
+++ b/tillsyn/A 1377-2025 tillsynsbegäran.docx
@@ -472,7 +472,7 @@
     <w:r>
       <w:tab/>
       <w:tab/>
-      <w:t>2025-02-05</w:t>
+      <w:t>2025-02-06</w:t>
       <w:br/>
       <w:br/>
     </w:r>

--- a/tillsyn/A 1377-2025 tillsynsbegäran.docx
+++ b/tillsyn/A 1377-2025 tillsynsbegäran.docx
@@ -472,7 +472,7 @@
     <w:r>
       <w:tab/>
       <w:tab/>
-      <w:t>2025-02-06</w:t>
+      <w:t>2025-02-07</w:t>
       <w:br/>
       <w:br/>
     </w:r>

--- a/tillsyn/A 1377-2025 tillsynsbegäran.docx
+++ b/tillsyn/A 1377-2025 tillsynsbegäran.docx
@@ -472,7 +472,7 @@
     <w:r>
       <w:tab/>
       <w:tab/>
-      <w:t>2025-02-07</w:t>
+      <w:t>2025-02-08</w:t>
       <w:br/>
       <w:br/>
     </w:r>

--- a/tillsyn/A 1377-2025 tillsynsbegäran.docx
+++ b/tillsyn/A 1377-2025 tillsynsbegäran.docx
@@ -472,7 +472,7 @@
     <w:r>
       <w:tab/>
       <w:tab/>
-      <w:t>2025-02-08</w:t>
+      <w:t>2025-02-09</w:t>
       <w:br/>
       <w:br/>
     </w:r>

--- a/tillsyn/A 1377-2025 tillsynsbegäran.docx
+++ b/tillsyn/A 1377-2025 tillsynsbegäran.docx
@@ -472,7 +472,7 @@
     <w:r>
       <w:tab/>
       <w:tab/>
-      <w:t>2025-02-09</w:t>
+      <w:t>2025-02-10</w:t>
       <w:br/>
       <w:br/>
     </w:r>

--- a/tillsyn/A 1377-2025 tillsynsbegäran.docx
+++ b/tillsyn/A 1377-2025 tillsynsbegäran.docx
@@ -472,7 +472,7 @@
     <w:r>
       <w:tab/>
       <w:tab/>
-      <w:t>2025-02-10</w:t>
+      <w:t>2025-02-11</w:t>
       <w:br/>
       <w:br/>
     </w:r>

--- a/tillsyn/A 1377-2025 tillsynsbegäran.docx
+++ b/tillsyn/A 1377-2025 tillsynsbegäran.docx
@@ -472,7 +472,7 @@
     <w:r>
       <w:tab/>
       <w:tab/>
-      <w:t>2025-02-11</w:t>
+      <w:t>2025-02-12</w:t>
       <w:br/>
       <w:br/>
     </w:r>

--- a/tillsyn/A 1377-2025 tillsynsbegäran.docx
+++ b/tillsyn/A 1377-2025 tillsynsbegäran.docx
@@ -472,7 +472,7 @@
     <w:r>
       <w:tab/>
       <w:tab/>
-      <w:t>2025-02-12</w:t>
+      <w:t>2025-02-13</w:t>
       <w:br/>
       <w:br/>
     </w:r>

--- a/tillsyn/A 1377-2025 tillsynsbegäran.docx
+++ b/tillsyn/A 1377-2025 tillsynsbegäran.docx
@@ -472,7 +472,7 @@
     <w:r>
       <w:tab/>
       <w:tab/>
-      <w:t>2025-02-13</w:t>
+      <w:t>2025-02-14</w:t>
       <w:br/>
       <w:br/>
     </w:r>

--- a/tillsyn/A 1377-2025 tillsynsbegäran.docx
+++ b/tillsyn/A 1377-2025 tillsynsbegäran.docx
@@ -472,7 +472,7 @@
     <w:r>
       <w:tab/>
       <w:tab/>
-      <w:t>2025-02-14</w:t>
+      <w:t>2025-02-15</w:t>
       <w:br/>
       <w:br/>
     </w:r>

--- a/tillsyn/A 1377-2025 tillsynsbegäran.docx
+++ b/tillsyn/A 1377-2025 tillsynsbegäran.docx
@@ -472,7 +472,7 @@
     <w:r>
       <w:tab/>
       <w:tab/>
-      <w:t>2025-02-15</w:t>
+      <w:t>2025-02-16</w:t>
       <w:br/>
       <w:br/>
     </w:r>

--- a/tillsyn/A 1377-2025 tillsynsbegäran.docx
+++ b/tillsyn/A 1377-2025 tillsynsbegäran.docx
@@ -472,7 +472,7 @@
     <w:r>
       <w:tab/>
       <w:tab/>
-      <w:t>2025-02-16</w:t>
+      <w:t>2025-02-17</w:t>
       <w:br/>
       <w:br/>
     </w:r>

--- a/tillsyn/A 1377-2025 tillsynsbegäran.docx
+++ b/tillsyn/A 1377-2025 tillsynsbegäran.docx
@@ -472,7 +472,7 @@
     <w:r>
       <w:tab/>
       <w:tab/>
-      <w:t>2025-02-17</w:t>
+      <w:t>2025-02-18</w:t>
       <w:br/>
       <w:br/>
     </w:r>

--- a/tillsyn/A 1377-2025 tillsynsbegäran.docx
+++ b/tillsyn/A 1377-2025 tillsynsbegäran.docx
@@ -472,7 +472,7 @@
     <w:r>
       <w:tab/>
       <w:tab/>
-      <w:t>2025-02-18</w:t>
+      <w:t>2025-02-19</w:t>
       <w:br/>
       <w:br/>
     </w:r>

--- a/tillsyn/A 1377-2025 tillsynsbegäran.docx
+++ b/tillsyn/A 1377-2025 tillsynsbegäran.docx
@@ -472,7 +472,7 @@
     <w:r>
       <w:tab/>
       <w:tab/>
-      <w:t>2025-03-02</w:t>
+      <w:t>2025-03-03</w:t>
       <w:br/>
       <w:br/>
     </w:r>

--- a/tillsyn/A 1377-2025 tillsynsbegäran.docx
+++ b/tillsyn/A 1377-2025 tillsynsbegäran.docx
@@ -472,7 +472,7 @@
     <w:r>
       <w:tab/>
       <w:tab/>
-      <w:t>2025-03-03</w:t>
+      <w:t>2025-03-04</w:t>
       <w:br/>
       <w:br/>
     </w:r>

--- a/tillsyn/A 1377-2025 tillsynsbegäran.docx
+++ b/tillsyn/A 1377-2025 tillsynsbegäran.docx
@@ -472,7 +472,7 @@
     <w:r>
       <w:tab/>
       <w:tab/>
-      <w:t>2025-03-04</w:t>
+      <w:t>2025-03-05</w:t>
       <w:br/>
       <w:br/>
     </w:r>

--- a/tillsyn/A 1377-2025 tillsynsbegäran.docx
+++ b/tillsyn/A 1377-2025 tillsynsbegäran.docx
@@ -472,7 +472,7 @@
     <w:r>
       <w:tab/>
       <w:tab/>
-      <w:t>2025-03-05</w:t>
+      <w:t>2025-03-06</w:t>
       <w:br/>
       <w:br/>
     </w:r>

--- a/tillsyn/A 1377-2025 tillsynsbegäran.docx
+++ b/tillsyn/A 1377-2025 tillsynsbegäran.docx
@@ -472,7 +472,7 @@
     <w:r>
       <w:tab/>
       <w:tab/>
-      <w:t>2025-03-06</w:t>
+      <w:t>2025-03-07</w:t>
       <w:br/>
       <w:br/>
     </w:r>

--- a/tillsyn/A 1377-2025 tillsynsbegäran.docx
+++ b/tillsyn/A 1377-2025 tillsynsbegäran.docx
@@ -472,7 +472,7 @@
     <w:r>
       <w:tab/>
       <w:tab/>
-      <w:t>2025-03-07</w:t>
+      <w:t>2025-03-08</w:t>
       <w:br/>
       <w:br/>
     </w:r>

--- a/tillsyn/A 1377-2025 tillsynsbegäran.docx
+++ b/tillsyn/A 1377-2025 tillsynsbegäran.docx
@@ -472,7 +472,7 @@
     <w:r>
       <w:tab/>
       <w:tab/>
-      <w:t>2025-03-08</w:t>
+      <w:t>2025-03-09</w:t>
       <w:br/>
       <w:br/>
     </w:r>

--- a/tillsyn/A 1377-2025 tillsynsbegäran.docx
+++ b/tillsyn/A 1377-2025 tillsynsbegäran.docx
@@ -472,7 +472,7 @@
     <w:r>
       <w:tab/>
       <w:tab/>
-      <w:t>2025-03-09</w:t>
+      <w:t>2025-03-10</w:t>
       <w:br/>
       <w:br/>
     </w:r>

--- a/tillsyn/A 1377-2025 tillsynsbegäran.docx
+++ b/tillsyn/A 1377-2025 tillsynsbegäran.docx
@@ -472,7 +472,7 @@
     <w:r>
       <w:tab/>
       <w:tab/>
-      <w:t>2025-03-10</w:t>
+      <w:t>2025-03-11</w:t>
       <w:br/>
       <w:br/>
     </w:r>

--- a/tillsyn/A 1377-2025 tillsynsbegäran.docx
+++ b/tillsyn/A 1377-2025 tillsynsbegäran.docx
@@ -472,7 +472,7 @@
     <w:r>
       <w:tab/>
       <w:tab/>
-      <w:t>2025-03-11</w:t>
+      <w:t>2025-03-12</w:t>
       <w:br/>
       <w:br/>
     </w:r>

--- a/tillsyn/A 1377-2025 tillsynsbegäran.docx
+++ b/tillsyn/A 1377-2025 tillsynsbegäran.docx
@@ -472,7 +472,7 @@
     <w:r>
       <w:tab/>
       <w:tab/>
-      <w:t>2025-03-12</w:t>
+      <w:t>2025-03-13</w:t>
       <w:br/>
       <w:br/>
     </w:r>

--- a/tillsyn/A 1377-2025 tillsynsbegäran.docx
+++ b/tillsyn/A 1377-2025 tillsynsbegäran.docx
@@ -472,7 +472,7 @@
     <w:r>
       <w:tab/>
       <w:tab/>
-      <w:t>2025-03-13</w:t>
+      <w:t>2025-03-14</w:t>
       <w:br/>
       <w:br/>
     </w:r>

--- a/tillsyn/A 1377-2025 tillsynsbegäran.docx
+++ b/tillsyn/A 1377-2025 tillsynsbegäran.docx
@@ -472,7 +472,7 @@
     <w:r>
       <w:tab/>
       <w:tab/>
-      <w:t>2025-03-14</w:t>
+      <w:t>2025-03-15</w:t>
       <w:br/>
       <w:br/>
     </w:r>

--- a/tillsyn/A 1377-2025 tillsynsbegäran.docx
+++ b/tillsyn/A 1377-2025 tillsynsbegäran.docx
@@ -472,7 +472,7 @@
     <w:r>
       <w:tab/>
       <w:tab/>
-      <w:t>2025-03-15</w:t>
+      <w:t>2025-03-16</w:t>
       <w:br/>
       <w:br/>
     </w:r>

--- a/tillsyn/A 1377-2025 tillsynsbegäran.docx
+++ b/tillsyn/A 1377-2025 tillsynsbegäran.docx
@@ -472,7 +472,7 @@
     <w:r>
       <w:tab/>
       <w:tab/>
-      <w:t>2025-03-16</w:t>
+      <w:t>2025-03-17</w:t>
       <w:br/>
       <w:br/>
     </w:r>

--- a/tillsyn/A 1377-2025 tillsynsbegäran.docx
+++ b/tillsyn/A 1377-2025 tillsynsbegäran.docx
@@ -472,7 +472,7 @@
     <w:r>
       <w:tab/>
       <w:tab/>
-      <w:t>2025-03-17</w:t>
+      <w:t>2025-03-18</w:t>
       <w:br/>
       <w:br/>
     </w:r>

--- a/tillsyn/A 1377-2025 tillsynsbegäran.docx
+++ b/tillsyn/A 1377-2025 tillsynsbegäran.docx
@@ -472,7 +472,7 @@
     <w:r>
       <w:tab/>
       <w:tab/>
-      <w:t>2025-03-18</w:t>
+      <w:t>2025-03-19</w:t>
       <w:br/>
       <w:br/>
     </w:r>

--- a/tillsyn/A 1377-2025 tillsynsbegäran.docx
+++ b/tillsyn/A 1377-2025 tillsynsbegäran.docx
@@ -472,7 +472,7 @@
     <w:r>
       <w:tab/>
       <w:tab/>
-      <w:t>2025-03-19</w:t>
+      <w:t>2025-03-20</w:t>
       <w:br/>
       <w:br/>
     </w:r>

--- a/tillsyn/A 1377-2025 tillsynsbegäran.docx
+++ b/tillsyn/A 1377-2025 tillsynsbegäran.docx
@@ -472,7 +472,7 @@
     <w:r>
       <w:tab/>
       <w:tab/>
-      <w:t>2025-03-20</w:t>
+      <w:t>2025-03-21</w:t>
       <w:br/>
       <w:br/>
     </w:r>

--- a/tillsyn/A 1377-2025 tillsynsbegäran.docx
+++ b/tillsyn/A 1377-2025 tillsynsbegäran.docx
@@ -472,7 +472,7 @@
     <w:r>
       <w:tab/>
       <w:tab/>
-      <w:t>2025-03-21</w:t>
+      <w:t>2025-03-22</w:t>
       <w:br/>
       <w:br/>
     </w:r>

--- a/tillsyn/A 1377-2025 tillsynsbegäran.docx
+++ b/tillsyn/A 1377-2025 tillsynsbegäran.docx
@@ -472,7 +472,7 @@
     <w:r>
       <w:tab/>
       <w:tab/>
-      <w:t>2025-03-22</w:t>
+      <w:t>2025-03-23</w:t>
       <w:br/>
       <w:br/>
     </w:r>

--- a/tillsyn/A 1377-2025 tillsynsbegäran.docx
+++ b/tillsyn/A 1377-2025 tillsynsbegäran.docx
@@ -472,7 +472,7 @@
     <w:r>
       <w:tab/>
       <w:tab/>
-      <w:t>2025-03-23</w:t>
+      <w:t>2025-03-24</w:t>
       <w:br/>
       <w:br/>
     </w:r>

--- a/tillsyn/A 1377-2025 tillsynsbegäran.docx
+++ b/tillsyn/A 1377-2025 tillsynsbegäran.docx
@@ -472,7 +472,7 @@
     <w:r>
       <w:tab/>
       <w:tab/>
-      <w:t>2025-03-24</w:t>
+      <w:t>2025-03-25</w:t>
       <w:br/>
       <w:br/>
     </w:r>

--- a/tillsyn/A 1377-2025 tillsynsbegäran.docx
+++ b/tillsyn/A 1377-2025 tillsynsbegäran.docx
@@ -472,7 +472,7 @@
     <w:r>
       <w:tab/>
       <w:tab/>
-      <w:t>2025-03-25</w:t>
+      <w:t>2025-03-26</w:t>
       <w:br/>
       <w:br/>
     </w:r>

--- a/tillsyn/A 1377-2025 tillsynsbegäran.docx
+++ b/tillsyn/A 1377-2025 tillsynsbegäran.docx
@@ -472,7 +472,7 @@
     <w:r>
       <w:tab/>
       <w:tab/>
-      <w:t>2025-03-26</w:t>
+      <w:t>2025-03-27</w:t>
       <w:br/>
       <w:br/>
     </w:r>

--- a/tillsyn/A 1377-2025 tillsynsbegäran.docx
+++ b/tillsyn/A 1377-2025 tillsynsbegäran.docx
@@ -472,7 +472,7 @@
     <w:r>
       <w:tab/>
       <w:tab/>
-      <w:t>2025-03-27</w:t>
+      <w:t>2025-03-28</w:t>
       <w:br/>
       <w:br/>
     </w:r>

--- a/tillsyn/A 1377-2025 tillsynsbegäran.docx
+++ b/tillsyn/A 1377-2025 tillsynsbegäran.docx
@@ -472,7 +472,7 @@
     <w:r>
       <w:tab/>
       <w:tab/>
-      <w:t>2025-04-02</w:t>
+      <w:t>2025-04-03</w:t>
       <w:br/>
       <w:br/>
     </w:r>

--- a/tillsyn/A 1377-2025 tillsynsbegäran.docx
+++ b/tillsyn/A 1377-2025 tillsynsbegäran.docx
@@ -472,7 +472,7 @@
     <w:r>
       <w:tab/>
       <w:tab/>
-      <w:t>2025-04-03</w:t>
+      <w:t>2025-04-05</w:t>
       <w:br/>
       <w:br/>
     </w:r>

--- a/tillsyn/A 1377-2025 tillsynsbegäran.docx
+++ b/tillsyn/A 1377-2025 tillsynsbegäran.docx
@@ -472,7 +472,7 @@
     <w:r>
       <w:tab/>
       <w:tab/>
-      <w:t>2025-04-05</w:t>
+      <w:t>2025-04-06</w:t>
       <w:br/>
       <w:br/>
     </w:r>

--- a/tillsyn/A 1377-2025 tillsynsbegäran.docx
+++ b/tillsyn/A 1377-2025 tillsynsbegäran.docx
@@ -472,7 +472,7 @@
     <w:r>
       <w:tab/>
       <w:tab/>
-      <w:t>2025-04-06</w:t>
+      <w:t>2025-04-07</w:t>
       <w:br/>
       <w:br/>
     </w:r>

--- a/tillsyn/A 1377-2025 tillsynsbegäran.docx
+++ b/tillsyn/A 1377-2025 tillsynsbegäran.docx
@@ -472,7 +472,7 @@
     <w:r>
       <w:tab/>
       <w:tab/>
-      <w:t>2025-04-07</w:t>
+      <w:t>2025-04-08</w:t>
       <w:br/>
       <w:br/>
     </w:r>

--- a/tillsyn/A 1377-2025 tillsynsbegäran.docx
+++ b/tillsyn/A 1377-2025 tillsynsbegäran.docx
@@ -472,7 +472,7 @@
     <w:r>
       <w:tab/>
       <w:tab/>
-      <w:t>2025-04-08</w:t>
+      <w:t>2025-04-09</w:t>
       <w:br/>
       <w:br/>
     </w:r>

--- a/tillsyn/A 1377-2025 tillsynsbegäran.docx
+++ b/tillsyn/A 1377-2025 tillsynsbegäran.docx
@@ -88,6 +88,17 @@
       </w:pPr>
       <w:r>
         <w:t>Figur 1. Fyndplatser för naturvårdsarter i det avverkningsanmälda området (röd linje). Markörer utan svart kant är placerade på fyndplatsen. Markörer med svart kant är placerade vid sidan av fyndplatsen och har ett svart streck som visar fyndplatsens exakta position. Kartans mittpunktskoordinat är N 6538280, E 584359 i SWEREF 99 TM.</w:t>
+      </w:r>
+    </w:p>
+    <w:p>
+      <w:r>
+        <w:rPr>
+          <w:b/>
+        </w:rPr>
+        <w:t xml:space="preserve">Motaggsvamp (NT) </w:t>
+      </w:r>
+      <w:r>
+        <w:t>bildar mykorrhiza med tall i tallskog och hittas huvudsakligen i äldre, glesare skogsbestånd och hällmarksimpediment. Arten hotas främst av skogsavverkning och tycks försvinna efter slutavverkning, markberedning och plantering (SLU Artdatabanken, 2024).</w:t>
       </w:r>
     </w:p>
     <w:p>
@@ -285,7 +296,7 @@
         <w:t xml:space="preserve">Level and pattern of overstory retention interact to shape long-term responses of understories to timber harvest. </w:t>
       </w:r>
       <w:r>
-        <w:t xml:space="preserve">Ecological Applications, 22, 2049–2064 </w:t>
+        <w:t>Ecological Applications, 22, 2049–2064</w:t>
       </w:r>
     </w:p>
     <w:p>
@@ -472,7 +483,7 @@
     <w:r>
       <w:tab/>
       <w:tab/>
-      <w:t>2025-04-09</w:t>
+      <w:t>2025-04-10</w:t>
       <w:br/>
       <w:br/>
     </w:r>

--- a/tillsyn/A 1377-2025 tillsynsbegäran.docx
+++ b/tillsyn/A 1377-2025 tillsynsbegäran.docx
@@ -483,7 +483,7 @@
     <w:r>
       <w:tab/>
       <w:tab/>
-      <w:t>2025-05-03</w:t>
+      <w:t>2025-05-04</w:t>
       <w:br/>
       <w:br/>
     </w:r>

--- a/tillsyn/A 1377-2025 tillsynsbegäran.docx
+++ b/tillsyn/A 1377-2025 tillsynsbegäran.docx
@@ -483,7 +483,7 @@
     <w:r>
       <w:tab/>
       <w:tab/>
-      <w:t>2025-05-04</w:t>
+      <w:t>2025-05-06</w:t>
       <w:br/>
       <w:br/>
     </w:r>

--- a/tillsyn/A 1377-2025 tillsynsbegäran.docx
+++ b/tillsyn/A 1377-2025 tillsynsbegäran.docx
@@ -483,7 +483,7 @@
     <w:r>
       <w:tab/>
       <w:tab/>
-      <w:t>2025-05-06</w:t>
+      <w:t>2025-05-07</w:t>
       <w:br/>
       <w:br/>
     </w:r>

--- a/tillsyn/A 1377-2025 tillsynsbegäran.docx
+++ b/tillsyn/A 1377-2025 tillsynsbegäran.docx
@@ -483,7 +483,7 @@
     <w:r>
       <w:tab/>
       <w:tab/>
-      <w:t>2025-05-07</w:t>
+      <w:t>2025-05-08</w:t>
       <w:br/>
       <w:br/>
     </w:r>

--- a/tillsyn/A 1377-2025 tillsynsbegäran.docx
+++ b/tillsyn/A 1377-2025 tillsynsbegäran.docx
@@ -483,7 +483,7 @@
     <w:r>
       <w:tab/>
       <w:tab/>
-      <w:t>2025-05-08</w:t>
+      <w:t>2025-05-09</w:t>
       <w:br/>
       <w:br/>
     </w:r>

--- a/tillsyn/A 1377-2025 tillsynsbegäran.docx
+++ b/tillsyn/A 1377-2025 tillsynsbegäran.docx
@@ -483,7 +483,7 @@
     <w:r>
       <w:tab/>
       <w:tab/>
-      <w:t>2025-05-09</w:t>
+      <w:t>2025-05-10</w:t>
       <w:br/>
       <w:br/>
     </w:r>

--- a/tillsyn/A 1377-2025 tillsynsbegäran.docx
+++ b/tillsyn/A 1377-2025 tillsynsbegäran.docx
@@ -483,7 +483,7 @@
     <w:r>
       <w:tab/>
       <w:tab/>
-      <w:t>2025-05-10</w:t>
+      <w:t>2025-05-11</w:t>
       <w:br/>
       <w:br/>
     </w:r>

--- a/tillsyn/A 1377-2025 tillsynsbegäran.docx
+++ b/tillsyn/A 1377-2025 tillsynsbegäran.docx
@@ -483,7 +483,7 @@
     <w:r>
       <w:tab/>
       <w:tab/>
-      <w:t>2025-05-11</w:t>
+      <w:t>2025-05-12</w:t>
       <w:br/>
       <w:br/>
     </w:r>

--- a/tillsyn/A 1377-2025 tillsynsbegäran.docx
+++ b/tillsyn/A 1377-2025 tillsynsbegäran.docx
@@ -483,7 +483,7 @@
     <w:r>
       <w:tab/>
       <w:tab/>
-      <w:t>2025-05-12</w:t>
+      <w:t>2025-05-13</w:t>
       <w:br/>
       <w:br/>
     </w:r>

--- a/tillsyn/A 1377-2025 tillsynsbegäran.docx
+++ b/tillsyn/A 1377-2025 tillsynsbegäran.docx
@@ -483,7 +483,7 @@
     <w:r>
       <w:tab/>
       <w:tab/>
-      <w:t>2025-05-13</w:t>
+      <w:t>2025-05-14</w:t>
       <w:br/>
       <w:br/>
     </w:r>

--- a/tillsyn/A 1377-2025 tillsynsbegäran.docx
+++ b/tillsyn/A 1377-2025 tillsynsbegäran.docx
@@ -483,7 +483,7 @@
     <w:r>
       <w:tab/>
       <w:tab/>
-      <w:t>2025-05-14</w:t>
+      <w:t>2025-05-15</w:t>
       <w:br/>
       <w:br/>
     </w:r>

--- a/tillsyn/A 1377-2025 tillsynsbegäran.docx
+++ b/tillsyn/A 1377-2025 tillsynsbegäran.docx
@@ -483,7 +483,7 @@
     <w:r>
       <w:tab/>
       <w:tab/>
-      <w:t>2025-05-15</w:t>
+      <w:t>2025-05-16</w:t>
       <w:br/>
       <w:br/>
     </w:r>

--- a/tillsyn/A 1377-2025 tillsynsbegäran.docx
+++ b/tillsyn/A 1377-2025 tillsynsbegäran.docx
@@ -483,7 +483,7 @@
     <w:r>
       <w:tab/>
       <w:tab/>
-      <w:t>2025-05-16</w:t>
+      <w:t>2025-05-17</w:t>
       <w:br/>
       <w:br/>
     </w:r>

--- a/tillsyn/A 1377-2025 tillsynsbegäran.docx
+++ b/tillsyn/A 1377-2025 tillsynsbegäran.docx
@@ -483,7 +483,7 @@
     <w:r>
       <w:tab/>
       <w:tab/>
-      <w:t>2025-05-17</w:t>
+      <w:t>2025-05-18</w:t>
       <w:br/>
       <w:br/>
     </w:r>

--- a/tillsyn/A 1377-2025 tillsynsbegäran.docx
+++ b/tillsyn/A 1377-2025 tillsynsbegäran.docx
@@ -483,7 +483,7 @@
     <w:r>
       <w:tab/>
       <w:tab/>
-      <w:t>2025-05-18</w:t>
+      <w:t>2025-05-19</w:t>
       <w:br/>
       <w:br/>
     </w:r>

--- a/tillsyn/A 1377-2025 tillsynsbegäran.docx
+++ b/tillsyn/A 1377-2025 tillsynsbegäran.docx
@@ -483,7 +483,7 @@
     <w:r>
       <w:tab/>
       <w:tab/>
-      <w:t>2025-05-19</w:t>
+      <w:t>2025-05-20</w:t>
       <w:br/>
       <w:br/>
     </w:r>

--- a/tillsyn/A 1377-2025 tillsynsbegäran.docx
+++ b/tillsyn/A 1377-2025 tillsynsbegäran.docx
@@ -483,7 +483,7 @@
     <w:r>
       <w:tab/>
       <w:tab/>
-      <w:t>2025-05-20</w:t>
+      <w:t>2025-05-21</w:t>
       <w:br/>
       <w:br/>
     </w:r>

--- a/tillsyn/A 1377-2025 tillsynsbegäran.docx
+++ b/tillsyn/A 1377-2025 tillsynsbegäran.docx
@@ -483,7 +483,7 @@
     <w:r>
       <w:tab/>
       <w:tab/>
-      <w:t>2025-05-21</w:t>
+      <w:t>2025-05-22</w:t>
       <w:br/>
       <w:br/>
     </w:r>

--- a/tillsyn/A 1377-2025 tillsynsbegäran.docx
+++ b/tillsyn/A 1377-2025 tillsynsbegäran.docx
@@ -483,7 +483,7 @@
     <w:r>
       <w:tab/>
       <w:tab/>
-      <w:t>2025-05-22</w:t>
+      <w:t>2025-05-23</w:t>
       <w:br/>
       <w:br/>
     </w:r>

--- a/tillsyn/A 1377-2025 tillsynsbegäran.docx
+++ b/tillsyn/A 1377-2025 tillsynsbegäran.docx
@@ -483,7 +483,7 @@
     <w:r>
       <w:tab/>
       <w:tab/>
-      <w:t>2025-05-23</w:t>
+      <w:t>2025-05-24</w:t>
       <w:br/>
       <w:br/>
     </w:r>

--- a/tillsyn/A 1377-2025 tillsynsbegäran.docx
+++ b/tillsyn/A 1377-2025 tillsynsbegäran.docx
@@ -483,7 +483,7 @@
     <w:r>
       <w:tab/>
       <w:tab/>
-      <w:t>2025-05-24</w:t>
+      <w:t>2025-05-25</w:t>
       <w:br/>
       <w:br/>
     </w:r>

--- a/tillsyn/A 1377-2025 tillsynsbegäran.docx
+++ b/tillsyn/A 1377-2025 tillsynsbegäran.docx
@@ -483,7 +483,7 @@
     <w:r>
       <w:tab/>
       <w:tab/>
-      <w:t>2025-05-25</w:t>
+      <w:t>2025-05-26</w:t>
       <w:br/>
       <w:br/>
     </w:r>

--- a/tillsyn/A 1377-2025 tillsynsbegäran.docx
+++ b/tillsyn/A 1377-2025 tillsynsbegäran.docx
@@ -483,7 +483,7 @@
     <w:r>
       <w:tab/>
       <w:tab/>
-      <w:t>2025-05-26</w:t>
+      <w:t>2025-05-27</w:t>
       <w:br/>
       <w:br/>
     </w:r>

--- a/tillsyn/A 1377-2025 tillsynsbegäran.docx
+++ b/tillsyn/A 1377-2025 tillsynsbegäran.docx
@@ -88,6 +88,17 @@
       </w:pPr>
       <w:r>
         <w:t>Figur 1. Fyndplatser för naturvårdsarter i det avverkningsanmälda området (röd linje). Markörer utan svart kant är placerade på fyndplatsen. Markörer med svart kant är placerade vid sidan av fyndplatsen och har ett svart streck som visar fyndplatsens exakta position. Kartans mittpunktskoordinat är N 6538280, E 584359 i SWEREF 99 TM.</w:t>
+      </w:r>
+    </w:p>
+    <w:p>
+      <w:r>
+        <w:rPr>
+          <w:b/>
+        </w:rPr>
+        <w:t xml:space="preserve">Blåmossa </w:t>
+      </w:r>
+      <w:r>
+        <w:t>har karaktäristiska kuddar som är lätta att se på långt håll. Mycket stora kuddar, större än 0,5 meter i höjd, indikerar höga naturvärden där skogen har en lång period av orördhet oh stabila miljöförhållanden. Mossan växer under gynnsamma omständigheter cirka 1 centimeter per år och stora kuddar kan därför indirekt visa att lokalen varit lämplig under en lång tid (Nitare &amp; Skogsstyrelsen, 2019).</w:t>
       </w:r>
     </w:p>
     <w:p>
@@ -483,7 +494,7 @@
     <w:r>
       <w:tab/>
       <w:tab/>
-      <w:t>2025-05-27</w:t>
+      <w:t>2025-05-30</w:t>
       <w:br/>
       <w:br/>
     </w:r>

--- a/tillsyn/A 1377-2025 tillsynsbegäran.docx
+++ b/tillsyn/A 1377-2025 tillsynsbegäran.docx
@@ -494,7 +494,7 @@
     <w:r>
       <w:tab/>
       <w:tab/>
-      <w:t>2025-05-30</w:t>
+      <w:t>2025-06-01</w:t>
       <w:br/>
       <w:br/>
     </w:r>

--- a/tillsyn/A 1377-2025 tillsynsbegäran.docx
+++ b/tillsyn/A 1377-2025 tillsynsbegäran.docx
@@ -494,7 +494,7 @@
     <w:r>
       <w:tab/>
       <w:tab/>
-      <w:t>2025-06-01</w:t>
+      <w:t>2025-06-02</w:t>
       <w:br/>
       <w:br/>
     </w:r>

--- a/tillsyn/A 1377-2025 tillsynsbegäran.docx
+++ b/tillsyn/A 1377-2025 tillsynsbegäran.docx
@@ -494,7 +494,7 @@
     <w:r>
       <w:tab/>
       <w:tab/>
-      <w:t>2025-06-02</w:t>
+      <w:t>2025-06-03</w:t>
       <w:br/>
       <w:br/>
     </w:r>

--- a/tillsyn/A 1377-2025 tillsynsbegäran.docx
+++ b/tillsyn/A 1377-2025 tillsynsbegäran.docx
@@ -494,7 +494,7 @@
     <w:r>
       <w:tab/>
       <w:tab/>
-      <w:t>2025-06-03</w:t>
+      <w:t>2025-06-04</w:t>
       <w:br/>
       <w:br/>
     </w:r>

--- a/tillsyn/A 1377-2025 tillsynsbegäran.docx
+++ b/tillsyn/A 1377-2025 tillsynsbegäran.docx
@@ -494,7 +494,7 @@
     <w:r>
       <w:tab/>
       <w:tab/>
-      <w:t>2025-06-04</w:t>
+      <w:t>2025-06-05</w:t>
       <w:br/>
       <w:br/>
     </w:r>

--- a/tillsyn/A 1377-2025 tillsynsbegäran.docx
+++ b/tillsyn/A 1377-2025 tillsynsbegäran.docx
@@ -494,7 +494,7 @@
     <w:r>
       <w:tab/>
       <w:tab/>
-      <w:t>2025-06-05</w:t>
+      <w:t>2025-06-13</w:t>
       <w:br/>
       <w:br/>
     </w:r>

--- a/tillsyn/A 1377-2025 tillsynsbegäran.docx
+++ b/tillsyn/A 1377-2025 tillsynsbegäran.docx
@@ -494,7 +494,7 @@
     <w:r>
       <w:tab/>
       <w:tab/>
-      <w:t>2025-06-13</w:t>
+      <w:t>2025-06-15</w:t>
       <w:br/>
       <w:br/>
     </w:r>

--- a/tillsyn/A 1377-2025 tillsynsbegäran.docx
+++ b/tillsyn/A 1377-2025 tillsynsbegäran.docx
@@ -494,7 +494,7 @@
     <w:r>
       <w:tab/>
       <w:tab/>
-      <w:t>2025-06-15</w:t>
+      <w:t>2025-06-16</w:t>
       <w:br/>
       <w:br/>
     </w:r>

--- a/tillsyn/A 1377-2025 tillsynsbegäran.docx
+++ b/tillsyn/A 1377-2025 tillsynsbegäran.docx
@@ -494,7 +494,7 @@
     <w:r>
       <w:tab/>
       <w:tab/>
-      <w:t>2025-06-16</w:t>
+      <w:t>2025-06-17</w:t>
       <w:br/>
       <w:br/>
     </w:r>

--- a/tillsyn/A 1377-2025 tillsynsbegäran.docx
+++ b/tillsyn/A 1377-2025 tillsynsbegäran.docx
@@ -494,7 +494,7 @@
     <w:r>
       <w:tab/>
       <w:tab/>
-      <w:t>2025-06-17</w:t>
+      <w:t>2025-06-18</w:t>
       <w:br/>
       <w:br/>
     </w:r>

--- a/tillsyn/A 1377-2025 tillsynsbegäran.docx
+++ b/tillsyn/A 1377-2025 tillsynsbegäran.docx
@@ -494,7 +494,7 @@
     <w:r>
       <w:tab/>
       <w:tab/>
-      <w:t>2025-06-18</w:t>
+      <w:t>2025-06-19</w:t>
       <w:br/>
       <w:br/>
     </w:r>

--- a/tillsyn/A 1377-2025 tillsynsbegäran.docx
+++ b/tillsyn/A 1377-2025 tillsynsbegäran.docx
@@ -494,7 +494,7 @@
     <w:r>
       <w:tab/>
       <w:tab/>
-      <w:t>2025-06-19</w:t>
+      <w:t>2025-06-20</w:t>
       <w:br/>
       <w:br/>
     </w:r>

--- a/tillsyn/A 1377-2025 tillsynsbegäran.docx
+++ b/tillsyn/A 1377-2025 tillsynsbegäran.docx
@@ -494,7 +494,7 @@
     <w:r>
       <w:tab/>
       <w:tab/>
-      <w:t>2025-06-20</w:t>
+      <w:t>2025-06-21</w:t>
       <w:br/>
       <w:br/>
     </w:r>

--- a/tillsyn/A 1377-2025 tillsynsbegäran.docx
+++ b/tillsyn/A 1377-2025 tillsynsbegäran.docx
@@ -494,7 +494,7 @@
     <w:r>
       <w:tab/>
       <w:tab/>
-      <w:t>2025-06-21</w:t>
+      <w:t>2025-06-22</w:t>
       <w:br/>
       <w:br/>
     </w:r>

--- a/tillsyn/A 1377-2025 tillsynsbegäran.docx
+++ b/tillsyn/A 1377-2025 tillsynsbegäran.docx
@@ -494,7 +494,7 @@
     <w:r>
       <w:tab/>
       <w:tab/>
-      <w:t>2025-06-22</w:t>
+      <w:t>2025-06-23</w:t>
       <w:br/>
       <w:br/>
     </w:r>

--- a/tillsyn/A 1377-2025 tillsynsbegäran.docx
+++ b/tillsyn/A 1377-2025 tillsynsbegäran.docx
@@ -494,7 +494,7 @@
     <w:r>
       <w:tab/>
       <w:tab/>
-      <w:t>2025-06-23</w:t>
+      <w:t>2025-06-24</w:t>
       <w:br/>
       <w:br/>
     </w:r>

--- a/tillsyn/A 1377-2025 tillsynsbegäran.docx
+++ b/tillsyn/A 1377-2025 tillsynsbegäran.docx
@@ -494,7 +494,7 @@
     <w:r>
       <w:tab/>
       <w:tab/>
-      <w:t>2025-06-24</w:t>
+      <w:t>2025-06-25</w:t>
       <w:br/>
       <w:br/>
     </w:r>

--- a/tillsyn/A 1377-2025 tillsynsbegäran.docx
+++ b/tillsyn/A 1377-2025 tillsynsbegäran.docx
@@ -494,7 +494,7 @@
     <w:r>
       <w:tab/>
       <w:tab/>
-      <w:t>2025-06-25</w:t>
+      <w:t>2025-06-26</w:t>
       <w:br/>
       <w:br/>
     </w:r>

--- a/tillsyn/A 1377-2025 tillsynsbegäran.docx
+++ b/tillsyn/A 1377-2025 tillsynsbegäran.docx
@@ -494,7 +494,7 @@
     <w:r>
       <w:tab/>
       <w:tab/>
-      <w:t>2025-06-26</w:t>
+      <w:t>2025-06-27</w:t>
       <w:br/>
       <w:br/>
     </w:r>

--- a/tillsyn/A 1377-2025 tillsynsbegäran.docx
+++ b/tillsyn/A 1377-2025 tillsynsbegäran.docx
@@ -494,7 +494,7 @@
     <w:r>
       <w:tab/>
       <w:tab/>
-      <w:t>2025-06-27</w:t>
+      <w:t>2025-06-28</w:t>
       <w:br/>
       <w:br/>
     </w:r>

--- a/tillsyn/A 1377-2025 tillsynsbegäran.docx
+++ b/tillsyn/A 1377-2025 tillsynsbegäran.docx
@@ -494,7 +494,7 @@
     <w:r>
       <w:tab/>
       <w:tab/>
-      <w:t>2025-06-28</w:t>
+      <w:t>2025-06-29</w:t>
       <w:br/>
       <w:br/>
     </w:r>

--- a/tillsyn/A 1377-2025 tillsynsbegäran.docx
+++ b/tillsyn/A 1377-2025 tillsynsbegäran.docx
@@ -494,7 +494,7 @@
     <w:r>
       <w:tab/>
       <w:tab/>
-      <w:t>2025-06-29</w:t>
+      <w:t>2025-06-30</w:t>
       <w:br/>
       <w:br/>
     </w:r>

--- a/tillsyn/A 1377-2025 tillsynsbegäran.docx
+++ b/tillsyn/A 1377-2025 tillsynsbegäran.docx
@@ -494,7 +494,7 @@
     <w:r>
       <w:tab/>
       <w:tab/>
-      <w:t>2025-06-30</w:t>
+      <w:t>2025-07-01</w:t>
       <w:br/>
       <w:br/>
     </w:r>

--- a/tillsyn/A 1377-2025 tillsynsbegäran.docx
+++ b/tillsyn/A 1377-2025 tillsynsbegäran.docx
@@ -494,7 +494,7 @@
     <w:r>
       <w:tab/>
       <w:tab/>
-      <w:t>2025-07-01</w:t>
+      <w:t>2025-07-02</w:t>
       <w:br/>
       <w:br/>
     </w:r>

--- a/tillsyn/A 1377-2025 tillsynsbegäran.docx
+++ b/tillsyn/A 1377-2025 tillsynsbegäran.docx
@@ -494,7 +494,7 @@
     <w:r>
       <w:tab/>
       <w:tab/>
-      <w:t>2025-07-02</w:t>
+      <w:t>2025-07-03</w:t>
       <w:br/>
       <w:br/>
     </w:r>

--- a/tillsyn/A 1377-2025 tillsynsbegäran.docx
+++ b/tillsyn/A 1377-2025 tillsynsbegäran.docx
@@ -494,7 +494,7 @@
     <w:r>
       <w:tab/>
       <w:tab/>
-      <w:t>2025-07-03</w:t>
+      <w:t>2025-07-04</w:t>
       <w:br/>
       <w:br/>
     </w:r>

--- a/tillsyn/A 1377-2025 tillsynsbegäran.docx
+++ b/tillsyn/A 1377-2025 tillsynsbegäran.docx
@@ -494,7 +494,7 @@
     <w:r>
       <w:tab/>
       <w:tab/>
-      <w:t>2025-07-04</w:t>
+      <w:t>2025-07-05</w:t>
       <w:br/>
       <w:br/>
     </w:r>

--- a/tillsyn/A 1377-2025 tillsynsbegäran.docx
+++ b/tillsyn/A 1377-2025 tillsynsbegäran.docx
@@ -494,7 +494,7 @@
     <w:r>
       <w:tab/>
       <w:tab/>
-      <w:t>2025-07-05</w:t>
+      <w:t>2025-07-06</w:t>
       <w:br/>
       <w:br/>
     </w:r>

--- a/tillsyn/A 1377-2025 tillsynsbegäran.docx
+++ b/tillsyn/A 1377-2025 tillsynsbegäran.docx
@@ -494,7 +494,7 @@
     <w:r>
       <w:tab/>
       <w:tab/>
-      <w:t>2025-07-06</w:t>
+      <w:t>2025-07-07</w:t>
       <w:br/>
       <w:br/>
     </w:r>

--- a/tillsyn/A 1377-2025 tillsynsbegäran.docx
+++ b/tillsyn/A 1377-2025 tillsynsbegäran.docx
@@ -494,7 +494,7 @@
     <w:r>
       <w:tab/>
       <w:tab/>
-      <w:t>2025-07-07</w:t>
+      <w:t>2025-07-08</w:t>
       <w:br/>
       <w:br/>
     </w:r>

--- a/tillsyn/A 1377-2025 tillsynsbegäran.docx
+++ b/tillsyn/A 1377-2025 tillsynsbegäran.docx
@@ -494,7 +494,7 @@
     <w:r>
       <w:tab/>
       <w:tab/>
-      <w:t>2025-07-08</w:t>
+      <w:t>2025-07-09</w:t>
       <w:br/>
       <w:br/>
     </w:r>

--- a/tillsyn/A 1377-2025 tillsynsbegäran.docx
+++ b/tillsyn/A 1377-2025 tillsynsbegäran.docx
@@ -494,7 +494,7 @@
     <w:r>
       <w:tab/>
       <w:tab/>
-      <w:t>2025-07-09</w:t>
+      <w:t>2025-07-11</w:t>
       <w:br/>
       <w:br/>
     </w:r>

--- a/tillsyn/A 1377-2025 tillsynsbegäran.docx
+++ b/tillsyn/A 1377-2025 tillsynsbegäran.docx
@@ -494,7 +494,7 @@
     <w:r>
       <w:tab/>
       <w:tab/>
-      <w:t>2025-07-11</w:t>
+      <w:t>2025-07-12</w:t>
       <w:br/>
       <w:br/>
     </w:r>

--- a/tillsyn/A 1377-2025 tillsynsbegäran.docx
+++ b/tillsyn/A 1377-2025 tillsynsbegäran.docx
@@ -494,7 +494,7 @@
     <w:r>
       <w:tab/>
       <w:tab/>
-      <w:t>2025-07-12</w:t>
+      <w:t>2025-07-13</w:t>
       <w:br/>
       <w:br/>
     </w:r>

--- a/tillsyn/A 1377-2025 tillsynsbegäran.docx
+++ b/tillsyn/A 1377-2025 tillsynsbegäran.docx
@@ -494,7 +494,7 @@
     <w:r>
       <w:tab/>
       <w:tab/>
-      <w:t>2025-07-13</w:t>
+      <w:t>2025-07-14</w:t>
       <w:br/>
       <w:br/>
     </w:r>

--- a/tillsyn/A 1377-2025 tillsynsbegäran.docx
+++ b/tillsyn/A 1377-2025 tillsynsbegäran.docx
@@ -532,7 +532,7 @@
     <w:r>
       <w:tab/>
       <w:tab/>
-      <w:t>2025-08-06</w:t>
+      <w:t>2025-08-09</w:t>
       <w:br/>
       <w:br/>
     </w:r>
